--- a/downloads/teacher/05 Materials/Unit 01/Handouts/Handout 01.08 - Station Card Scrambled Egg Tacos.docx
+++ b/downloads/teacher/05 Materials/Unit 01/Handouts/Handout 01.08 - Station Card Scrambled Egg Tacos.docx
@@ -780,31 +780,40 @@
       <w:r>
         <w:t xml:space="preserve">Allergy swaps: egg allergy, that teammate works the vegetable skillet and plating and eats a cheese and vegetable taco; dairy, skip the cheese and use an oil spray in the skillets for that portion; wheat, corn tortillas.</w:t>
       </w:r>
+    </w:p>
+    <w:p>
+      <w:pPr>
+        <w:pStyle w:val="BodyText"/>
+      </w:pPr>
+      <w:r>
+        <w:t xml:space="preserve">Words for the station:</w:t>
+      </w:r>
       <w:r>
         <w:t xml:space="preserve"> </w:t>
       </w:r>
       <w:r>
-        <w:rPr>
-          <w:rStyle w:val="TeacherNote"/>
-        </w:rPr>
-        <w:t xml:space="preserve">[Sal: confirm with the nurse’s list.]</w:t>
-      </w:r>
-    </w:p>
-    <w:p>
-      <w:pPr>
-        <w:pStyle w:val="BodyText"/>
-      </w:pPr>
-      <w:r>
-        <w:t xml:space="preserve">Words for the station:</w:t>
+        <w:t xml:space="preserve">“</w:t>
+      </w:r>
+      <w:r>
+        <w:t xml:space="preserve">behind you</w:t>
+      </w:r>
+      <w:r>
+        <w:t xml:space="preserve">”</w:t>
       </w:r>
       <w:r>
         <w:t xml:space="preserve"> </w:t>
       </w:r>
       <w:r>
+        <w:t xml:space="preserve">________</w:t>
+      </w:r>
+      <w:r>
+        <w:t xml:space="preserve"> </w:t>
+      </w:r>
+      <w:r>
         <w:t xml:space="preserve">“</w:t>
       </w:r>
       <w:r>
-        <w:t xml:space="preserve">behind you</w:t>
+        <w:t xml:space="preserve">hot</w:t>
       </w:r>
       <w:r>
         <w:t xml:space="preserve">”</w:t>
@@ -822,7 +831,7 @@
         <w:t xml:space="preserve">“</w:t>
       </w:r>
       <w:r>
-        <w:t xml:space="preserve">hot</w:t>
+        <w:t xml:space="preserve">done</w:t>
       </w:r>
       <w:r>
         <w:t xml:space="preserve">”</w:t>
@@ -840,7 +849,7 @@
         <w:t xml:space="preserve">“</w:t>
       </w:r>
       <w:r>
-        <w:t xml:space="preserve">done</w:t>
+        <w:t xml:space="preserve">help</w:t>
       </w:r>
       <w:r>
         <w:t xml:space="preserve">”</w:t>
@@ -850,51 +859,6 @@
       </w:r>
       <w:r>
         <w:t xml:space="preserve">________</w:t>
-      </w:r>
-      <w:r>
-        <w:t xml:space="preserve"> </w:t>
-      </w:r>
-      <w:r>
-        <w:t xml:space="preserve">“</w:t>
-      </w:r>
-      <w:r>
-        <w:t xml:space="preserve">help</w:t>
-      </w:r>
-      <w:r>
-        <w:t xml:space="preserve">”</w:t>
-      </w:r>
-      <w:r>
-        <w:t xml:space="preserve"> </w:t>
-      </w:r>
-      <w:r>
-        <w:t xml:space="preserve">________</w:t>
-      </w:r>
-      <w:r>
-        <w:t xml:space="preserve"> </w:t>
-      </w:r>
-      <w:r>
-        <w:rPr>
-          <w:rStyle w:val="TeacherNote"/>
-        </w:rPr>
-        <w:t xml:space="preserve">[Sal: Turkish, Portuguese, Spanish from</w:t>
-      </w:r>
-      <w:r>
-        <w:rPr>
-          <w:rStyle w:val="TeacherNote"/>
-        </w:rPr>
-        <w:t xml:space="preserve"> </w:t>
-      </w:r>
-      <w:r>
-        <w:rPr>
-          <w:rStyle w:val="VerbatimChar"/>
-        </w:rPr>
-        <w:t xml:space="preserve">Vocabulary 01.md</w:t>
-      </w:r>
-      <w:r>
-        <w:rPr>
-          <w:rStyle w:val="TeacherNote"/>
-        </w:rPr>
-        <w:t xml:space="preserve">]</w:t>
       </w:r>
     </w:p>
     <w:sectPr>
